--- a/docs/卒論(参考資料)/進捗状況/Brevoの設定に伴う進捗状況.docx
+++ b/docs/卒論(参考資料)/進捗状況/Brevoの設定に伴う進捗状況.docx
@@ -12,11 +12,6 @@
       </w:r>
     </w:p>
     <w:p>
-      <w:pPr>
-        <w:rPr>
-          <w:rFonts w:hint="eastAsia"/>
-        </w:rPr>
-      </w:pPr>
       <w:r>
         <w:rPr>
           <w:rFonts w:hint="eastAsia"/>
@@ -24,13 +19,31 @@
         <w:t>「</w:t>
       </w:r>
       <w:r>
-        <w:t>2. 配布した zip をプロジェクトのルート（`package.json` がある場所）に展開し、上書きする。</w:t>
+        <w:t>3. `public/js/config.js` の `MAIL_FROM` に、送信元アドレスを入れる（B-3 で Brevo に登録する送信元アドレス。C-3 の Sender email とも同じ値にする）。</w:t>
       </w:r>
+    </w:p>
+    <w:p/>
+    <w:p>
+      <w:r>
+        <w:t>   ```js</w:t>
+      </w:r>
+    </w:p>
+    <w:p>
+      <w:r>
+        <w:t>   MAIL_FROM: 'no-reply@あなたのドメイン',</w:t>
+      </w:r>
+    </w:p>
+    <w:p>
+      <w:r>
+        <w:t>   ```</w:t>
+      </w:r>
+    </w:p>
+    <w:p>
       <w:r>
         <w:rPr>
           <w:rFonts w:hint="eastAsia"/>
         </w:rPr>
-        <w:t>」まで完了。</w:t>
+        <w:t>」まで。</w:t>
       </w:r>
     </w:p>
     <w:sectPr>

--- a/docs/卒論(参考資料)/進捗状況/Brevoの設定に伴う進捗状況.docx
+++ b/docs/卒論(参考資料)/進捗状況/Brevoの設定に伴う進捗状況.docx
@@ -19,32 +19,40 @@
         <w:t>「</w:t>
       </w:r>
       <w:r>
-        <w:t>3. `public/js/config.js` の `MAIL_FROM` に、送信元アドレスを入れる（B-3 で Brevo に登録する送信元アドレス。C-3 の Sender email とも同じ値にする）。</w:t>
+        <w:rPr>
+          <w:b/>
+          <w:bCs/>
+        </w:rPr>
+        <w:t>## E. 動作確認チェックリスト</w:t>
       </w:r>
-    </w:p>
-    <w:p/>
-    <w:p>
-      <w:r>
-        <w:t>   ```js</w:t>
-      </w:r>
-    </w:p>
-    <w:p>
-      <w:r>
-        <w:t>   MAIL_FROM: 'no-reply@あなたのドメイン',</w:t>
-      </w:r>
-    </w:p>
-    <w:p>
-      <w:r>
-        <w:t>   ```</w:t>
-      </w:r>
-    </w:p>
-    <w:p>
       <w:r>
         <w:rPr>
           <w:rFonts w:hint="eastAsia"/>
         </w:rPr>
+        <w:t xml:space="preserve">　＞　</w:t>
+      </w:r>
+      <w:r>
+        <w:rPr>
+          <w:b/>
+          <w:bCs/>
+        </w:rPr>
+        <w:t>### ログイン状態の維持</w:t>
+      </w:r>
+      <w:r>
+        <w:rPr>
+          <w:rFonts w:hint="eastAsia"/>
+          <w:b/>
+          <w:bCs/>
+        </w:rPr>
         <w:t>」まで。</w:t>
       </w:r>
+    </w:p>
+    <w:p>
+      <w:pPr>
+        <w:rPr>
+          <w:rFonts w:hint="eastAsia"/>
+        </w:rPr>
+      </w:pPr>
     </w:p>
     <w:sectPr>
       <w:pgSz w:w="11906" w:h="16838"/>
